--- a/COVID_variants/processed_data/climate_2020-2026_documentation.docx
+++ b/COVID_variants/processed_data/climate_2020-2026_documentation.docx
@@ -20,16 +20,7 @@
     </w:p>
     <w:p>
       <w:r>
-        <w:t>Climate data</w:t>
-      </w:r>
-      <w:r>
-        <w:t xml:space="preserve"> is aggregated to the state-week level by taking the mean of the climate variables across stations within each state and weekly date.</w:t>
-      </w:r>
-      <w:r>
-        <w:t xml:space="preserve"> </w:t>
-      </w:r>
-      <w:r>
-        <w:t>Only one field is retained from the humidity dataset: Absolute Humidity.</w:t>
+        <w:t>Climate data is aggregated to the state-week level by taking the mean of the climate variables across stations within each state and weekly date. Only one field is retained from the humidity dataset: Absolute Humidity.</w:t>
       </w:r>
     </w:p>
     <w:p>
@@ -182,52 +173,15 @@
         <w:pStyle w:val="ListBullet"/>
       </w:pPr>
       <w:r>
-        <w:t>Humidity-only rows can appear before the climate series begins, such as 2019-12-29.</w:t>
+        <w:t>Climate data range: 2020-01-15 to 2026-04-12; Humidity data range: 2019-12-29 to 2026-02-22</w:t>
       </w:r>
     </w:p>
     <w:p>
       <w:pPr>
-        <w:pStyle w:val="ListBullet"/>
-      </w:pPr>
-      <w:r>
-        <w:t>Climate-only rows can remain after the humidity series ends, through 2026-04-12.</w:t>
-      </w:r>
-    </w:p>
-    <w:p>
-      <w:pPr>
         <w:pStyle w:val="Heading1"/>
       </w:pPr>
       <w:r>
         <w:t>Coverage Summary</w:t>
-      </w:r>
-    </w:p>
-    <w:p>
-      <w:r>
-        <w:t>climate_state_weekly_2020-2026.csv</w:t>
-      </w:r>
-    </w:p>
-    <w:p>
-      <w:pPr>
-        <w:pStyle w:val="ListBullet"/>
-      </w:pPr>
-      <w:r>
-        <w:t>Rows: 16,728</w:t>
-      </w:r>
-    </w:p>
-    <w:p>
-      <w:pPr>
-        <w:pStyle w:val="ListBullet"/>
-      </w:pPr>
-      <w:r>
-        <w:t>Unique states: 51</w:t>
-      </w:r>
-    </w:p>
-    <w:p>
-      <w:pPr>
-        <w:pStyle w:val="ListBullet"/>
-      </w:pPr>
-      <w:r>
-        <w:t>Date range: 2020-01-05 to 2026-04-12</w:t>
       </w:r>
     </w:p>
     <w:p>
@@ -256,7 +210,6 @@
         <w:pStyle w:val="ListBullet"/>
       </w:pPr>
       <w:r>
-        <w:lastRenderedPageBreak/>
         <w:t>Date range: 2019-12-29 to 2026-04-12</w:t>
       </w:r>
     </w:p>
@@ -278,6 +231,7 @@
     </w:p>
     <w:p>
       <w:r>
+        <w:lastRenderedPageBreak/>
         <w:t>Because the final file uses an outer join, it preserves climate-only state-weeks and humidity-only state-weeks. As a result, some rows have missing climate variables and some rows have missing Absolute Humidity.</w:t>
       </w:r>
     </w:p>
@@ -312,7 +266,7 @@
         <w:pStyle w:val="Heading2"/>
       </w:pPr>
       <w:r>
-        <w:t>Weekly Climate Variables</w:t>
+        <w:t>Climate Variables</w:t>
       </w:r>
     </w:p>
     <w:p>
@@ -407,7 +361,6 @@
     </w:p>
     <w:p>
       <w:r>
-        <w:lastRenderedPageBreak/>
         <w:t>Absolute humidity was derived from specific humidity, pressure, and temperature using thermodynamic relationships following Shaman and Kohn (2009) and Shaman et al. (2010).</w:t>
       </w:r>
     </w:p>
@@ -421,6 +374,7 @@
         <w:pStyle w:val="ListBullet"/>
       </w:pPr>
       <w:r>
+        <w:lastRenderedPageBreak/>
         <w:t xml:space="preserve">e = </w:t>
       </w:r>
       <w:proofErr w:type="spellStart"/>
@@ -12157,6 +12111,11 @@
       </w:tcPr>
     </w:tblStylePr>
   </w:style>
+  <w:style w:type="character" w:customStyle="1" w:styleId="inlinemarkdown1wo4521">
+    <w:name w:val="_inlinemarkdown_1wo45_21"/>
+    <w:basedOn w:val="DefaultParagraphFont"/>
+    <w:rsid w:val="006766DA"/>
+  </w:style>
 </w:styles>
 </file>
 
